--- a/public/cv-acuache-yalle.docx
+++ b/public/cv-acuache-yalle.docx
@@ -1,6 +1,6 @@
 
 <file path=word/document.xml><?xml version="1.0" encoding="utf-8"?>
-<w:document xmlns:wpc="http://schemas.microsoft.com/office/word/2010/wordprocessingCanvas" xmlns:cx="http://schemas.microsoft.com/office/drawing/2014/chartex" xmlns:cx1="http://schemas.microsoft.com/office/drawing/2015/9/8/chartex" xmlns:cx2="http://schemas.microsoft.com/office/drawing/2015/10/21/chartex" xmlns:cx3="http://schemas.microsoft.com/office/drawing/2016/5/9/chartex" xmlns:cx4="http://schemas.microsoft.com/office/drawing/2016/5/10/chartex" xmlns:cx5="http://schemas.microsoft.com/office/drawing/2016/5/11/chartex" xmlns:cx6="http://schemas.microsoft.com/office/drawing/2016/5/12/chartex" xmlns:cx7="http://schemas.microsoft.com/office/drawing/2016/5/13/chartex" xmlns:cx8="http://schemas.microsoft.com/office/drawing/2016/5/14/chartex" xmlns:mc="http://schemas.openxmlformats.org/markup-compatibility/2006" xmlns:aink="http://schemas.microsoft.com/office/drawing/2016/ink" xmlns:am3d="http://schemas.microsoft.com/office/drawing/2017/model3d" xmlns:o="urn:schemas-microsoft-com:office:office" xmlns:oel="http://schemas.microsoft.com/office/2019/extlst" xmlns:r="http://schemas.openxmlformats.org/officeDocument/2006/relationships" xmlns:m="http://schemas.openxmlformats.org/officeDocument/2006/math" xmlns:v="urn:schemas-microsoft-com:vml" xmlns:wp14="http://schemas.microsoft.com/office/word/2010/wordprocessingDrawing" xmlns:wp="http://schemas.openxmlformats.org/drawingml/2006/wordprocessingDrawing" xmlns:w10="urn:schemas-microsoft-com:office:word" xmlns:w="http://schemas.openxmlformats.org/wordprocessingml/2006/main" xmlns:w14="http://schemas.microsoft.com/office/word/2010/wordml" xmlns:w15="http://schemas.microsoft.com/office/word/2012/wordml" xmlns:w16cex="http://schemas.microsoft.com/office/word/2018/wordml/cex" xmlns:w16cid="http://schemas.microsoft.com/office/word/2016/wordml/cid" xmlns:w16="http://schemas.microsoft.com/office/word/2018/wordml" xmlns:w16du="http://schemas.microsoft.com/office/word/2023/wordml/word16du" xmlns:w16sdtdh="http://schemas.microsoft.com/office/word/2020/wordml/sdtdatahash" xmlns:w16sdtfl="http://schemas.microsoft.com/office/word/2024/wordml/sdtformatlock" xmlns:w16se="http://schemas.microsoft.com/office/word/2015/wordml/symex" xmlns:wpg="http://schemas.microsoft.com/office/word/2010/wordprocessingGroup" xmlns:wpi="http://schemas.microsoft.com/office/word/2010/wordprocessingInk" xmlns:wne="http://schemas.microsoft.com/office/word/2006/wordml" xmlns:wps="http://schemas.microsoft.com/office/word/2010/wordprocessingShape" mc:Ignorable="w14 w15 w16se w16cid w16 w16cex w16sdtdh w16sdtfl w16du wp14">
+<w:document xmlns:wpc="http://schemas.microsoft.com/office/word/2010/wordprocessingCanvas" xmlns:cx="http://schemas.microsoft.com/office/drawing/2014/chartex" xmlns:cx1="http://schemas.microsoft.com/office/drawing/2015/9/8/chartex" xmlns:cx2="http://schemas.microsoft.com/office/drawing/2015/10/21/chartex" xmlns:cx3="http://schemas.microsoft.com/office/drawing/2016/5/9/chartex" xmlns:cx4="http://schemas.microsoft.com/office/drawing/2016/5/10/chartex" xmlns:cx5="http://schemas.microsoft.com/office/drawing/2016/5/11/chartex" xmlns:cx6="http://schemas.microsoft.com/office/drawing/2016/5/12/chartex" xmlns:cx7="http://schemas.microsoft.com/office/drawing/2016/5/13/chartex" xmlns:cx8="http://schemas.microsoft.com/office/drawing/2016/5/14/chartex" xmlns:mc="http://schemas.openxmlformats.org/markup-compatibility/2006" xmlns:aink="http://schemas.microsoft.com/office/drawing/2016/ink" xmlns:am3d="http://schemas.microsoft.com/office/drawing/2017/model3d" xmlns:o="urn:schemas-microsoft-com:office:office" xmlns:oel="http://schemas.microsoft.com/office/2019/extlst" xmlns:r="http://schemas.openxmlformats.org/officeDocument/2006/relationships" xmlns:m="http://schemas.openxmlformats.org/officeDocument/2006/math" xmlns:v="urn:schemas-microsoft-com:vml" xmlns:wp14="http://schemas.microsoft.com/office/word/2010/wordprocessingDrawing" xmlns:wp="http://schemas.openxmlformats.org/drawingml/2006/wordprocessingDrawing" xmlns:w10="urn:schemas-microsoft-com:office:word" xmlns:w="http://schemas.openxmlformats.org/wordprocessingml/2006/main" xmlns:w14="http://schemas.microsoft.com/office/word/2010/wordml" xmlns:w15="http://schemas.microsoft.com/office/word/2012/wordml" xmlns:w16cei="http://schemas.microsoft.com/office/word/2026/wordml/cei" xmlns:w16cex="http://schemas.microsoft.com/office/word/2018/wordml/cex" xmlns:w16cid="http://schemas.microsoft.com/office/word/2016/wordml/cid" xmlns:w16="http://schemas.microsoft.com/office/word/2018/wordml" xmlns:w16du="http://schemas.microsoft.com/office/word/2023/wordml/word16du" xmlns:w16sdtdh="http://schemas.microsoft.com/office/word/2020/wordml/sdtdatahash" xmlns:w16sdtfl="http://schemas.microsoft.com/office/word/2024/wordml/sdtformatlock" xmlns:w16se="http://schemas.microsoft.com/office/word/2015/wordml/symex" xmlns:wpg="http://schemas.microsoft.com/office/word/2010/wordprocessingGroup" xmlns:wpi="http://schemas.microsoft.com/office/word/2010/wordprocessingInk" xmlns:wne="http://schemas.microsoft.com/office/word/2006/wordml" xmlns:wps="http://schemas.microsoft.com/office/word/2010/wordprocessingShape" mc:Ignorable="w14 w15 w16se w16cid w16 w16cex w16sdtdh w16sdtfl w16du wp14">
   <w:body>
     <w:p>
       <w:pPr>
@@ -29,7 +29,7 @@
         <mc:AlternateContent>
           <mc:Choice Requires="wps">
             <w:drawing>
-              <wp:anchor distT="0" distB="0" distL="0" distR="0" simplePos="0" relativeHeight="487589888" behindDoc="1" locked="0" layoutInCell="1" allowOverlap="1" wp14:anchorId="17502BEC" wp14:editId="79B1BD65">
+              <wp:anchor distT="0" distB="0" distL="0" distR="0" simplePos="0" relativeHeight="251656704" behindDoc="1" locked="0" layoutInCell="1" allowOverlap="1" wp14:anchorId="17502BEC" wp14:editId="79B1BD65">
                 <wp:simplePos x="0" y="0"/>
                 <wp:positionH relativeFrom="page">
                   <wp:posOffset>438912</wp:posOffset>
@@ -142,13 +142,7 @@
         <w:rPr>
           <w:b/>
         </w:rPr>
-        <w:t xml:space="preserve">Nacional San Luis </w:t>
-      </w:r>
-      <w:r>
-        <w:rPr>
-          <w:b/>
-        </w:rPr>
-        <w:t xml:space="preserve">Gonzaga </w:t>
+        <w:t xml:space="preserve">Nacional San Luis Gonzaga </w:t>
       </w:r>
       <w:r>
         <w:rPr>
@@ -190,7 +184,7 @@
         <mc:AlternateContent>
           <mc:Choice Requires="wps">
             <w:drawing>
-              <wp:anchor distT="0" distB="0" distL="0" distR="0" simplePos="0" relativeHeight="487590400" behindDoc="1" locked="0" layoutInCell="1" allowOverlap="1" wp14:anchorId="32BBC287" wp14:editId="361F1AEB">
+              <wp:anchor distT="0" distB="0" distL="0" distR="0" simplePos="0" relativeHeight="251657728" behindDoc="1" locked="0" layoutInCell="1" allowOverlap="1" wp14:anchorId="32BBC287" wp14:editId="361F1AEB">
                 <wp:simplePos x="0" y="0"/>
                 <wp:positionH relativeFrom="page">
                   <wp:posOffset>438912</wp:posOffset>
@@ -315,9 +309,6 @@
         <w:tab/>
       </w:r>
       <w:r>
-        <w:rPr>
-          <w:b w:val="0"/>
-        </w:rPr>
         <w:t>May 2026-Actualidad</w:t>
       </w:r>
     </w:p>
@@ -457,9 +448,6 @@
         <w:tab/>
       </w:r>
       <w:r>
-        <w:rPr>
-          <w:b w:val="0"/>
-        </w:rPr>
         <w:t>Jul 2025-Nov 2025</w:t>
       </w:r>
     </w:p>
@@ -532,9 +520,6 @@
         </w:rPr>
       </w:pPr>
       <w:r>
-        <w:rPr>
-          <w:sz w:val="22"/>
-        </w:rPr>
         <w:t>Buenas prácticas de SEO técnico, animaciones avanzadas y optimización de tiempos de carga.</w:t>
       </w:r>
     </w:p>
@@ -555,29 +540,36 @@
         </w:rPr>
       </w:pPr>
       <w:r>
-        <w:rPr>
-          <w:sz w:val="22"/>
-        </w:rPr>
-        <w:t>Colaboración directa con el cliente para entender requerimientos y plasmar ideas en el producto final.</w:t>
-      </w:r>
-    </w:p>
-    <w:p>
-      <w:pPr>
-        <w:pStyle w:val="Prrafodelista"/>
-        <w:tabs>
-          <w:tab w:val="left" w:pos="1080"/>
-        </w:tabs>
-        <w:spacing w:before="38" w:line="240" w:lineRule="auto"/>
-        <w:ind w:left="1080" w:firstLine="0"/>
-        <w:rPr>
-          <w:sz w:val="20"/>
-        </w:rPr>
+        <w:t xml:space="preserve">Colaboración directa con el cliente para entender requerimientos y plasmar ideas </w:t>
+      </w:r>
+      <w:proofErr w:type="spellStart"/>
+      <w:r>
+        <w:t>en</w:t>
+      </w:r>
+      <w:proofErr w:type="spellEnd"/>
+      <w:r>
+        <w:t xml:space="preserve"> el </w:t>
+      </w:r>
+      <w:proofErr w:type="spellStart"/>
+      <w:r>
+        <w:t>producto</w:t>
+      </w:r>
+      <w:proofErr w:type="spellEnd"/>
+      <w:r>
+        <w:t xml:space="preserve"> final.</w:t>
+      </w:r>
+    </w:p>
+    <w:p>
+      <w:pPr>
+        <w:pStyle w:val="Textoindependiente"/>
+        <w:spacing w:before="2"/>
+        <w:ind w:left="0"/>
       </w:pPr>
     </w:p>
     <w:p>
       <w:pPr>
         <w:pStyle w:val="Ttulo2"/>
-        <w:spacing w:before="1"/>
+        <w:ind w:left="0" w:firstLine="360"/>
       </w:pPr>
       <w:r>
         <w:rPr>
@@ -586,212 +578,7 @@
         <mc:AlternateContent>
           <mc:Choice Requires="wps">
             <w:drawing>
-              <wp:anchor distT="0" distB="0" distL="0" distR="0" simplePos="0" relativeHeight="251660800" behindDoc="1" locked="0" layoutInCell="1" allowOverlap="1" wp14:anchorId="31234C09" wp14:editId="3228B0D7">
-                <wp:simplePos x="0" y="0"/>
-                <wp:positionH relativeFrom="page">
-                  <wp:posOffset>438912</wp:posOffset>
-                </wp:positionH>
-                <wp:positionV relativeFrom="paragraph">
-                  <wp:posOffset>173677</wp:posOffset>
-                </wp:positionV>
-                <wp:extent cx="6896100" cy="9525"/>
-                <wp:effectExtent l="0" t="0" r="0" b="0"/>
-                <wp:wrapTopAndBottom/>
-                <wp:docPr id="41039305" name="Graphic 11"/>
-                <wp:cNvGraphicFramePr>
-                  <a:graphicFrameLocks xmlns:a="http://schemas.openxmlformats.org/drawingml/2006/main"/>
-                </wp:cNvGraphicFramePr>
-                <a:graphic xmlns:a="http://schemas.openxmlformats.org/drawingml/2006/main">
-                  <a:graphicData uri="http://schemas.microsoft.com/office/word/2010/wordprocessingShape">
-                    <wps:wsp>
-                      <wps:cNvSpPr>
-                        <a:spLocks/>
-                      </wps:cNvSpPr>
-                      <wps:spPr>
-                        <a:xfrm>
-                          <a:off x="0" y="0"/>
-                          <a:ext cx="6896100" cy="9525"/>
-                        </a:xfrm>
-                        <a:custGeom>
-                          <a:avLst/>
-                          <a:gdLst/>
-                          <a:ahLst/>
-                          <a:cxnLst/>
-                          <a:rect l="l" t="t" r="r" b="b"/>
-                          <a:pathLst>
-                            <a:path w="6896100" h="9525">
-                              <a:moveTo>
-                                <a:pt x="6895846" y="0"/>
-                              </a:moveTo>
-                              <a:lnTo>
-                                <a:pt x="0" y="0"/>
-                              </a:lnTo>
-                              <a:lnTo>
-                                <a:pt x="0" y="9144"/>
-                              </a:lnTo>
-                              <a:lnTo>
-                                <a:pt x="6895846" y="9144"/>
-                              </a:lnTo>
-                              <a:lnTo>
-                                <a:pt x="6895846" y="0"/>
-                              </a:lnTo>
-                              <a:close/>
-                            </a:path>
-                          </a:pathLst>
-                        </a:custGeom>
-                        <a:solidFill>
-                          <a:srgbClr val="000000"/>
-                        </a:solidFill>
-                      </wps:spPr>
-                      <wps:bodyPr wrap="square" lIns="0" tIns="0" rIns="0" bIns="0" rtlCol="0">
-                        <a:prstTxWarp prst="textNoShape">
-                          <a:avLst/>
-                        </a:prstTxWarp>
-                        <a:noAutofit/>
-                      </wps:bodyPr>
-                    </wps:wsp>
-                  </a:graphicData>
-                </a:graphic>
-              </wp:anchor>
-            </w:drawing>
-          </mc:Choice>
-          <mc:Fallback>
-            <w:pict>
-              <v:shape w14:anchorId="127CC340" id="Graphic 11" o:spid="_x0000_s1026" style="position:absolute;margin-left:34.55pt;margin-top:13.7pt;width:543pt;height:.75pt;z-index:-251655680;visibility:visible;mso-wrap-style:square;mso-wrap-distance-left:0;mso-wrap-distance-top:0;mso-wrap-distance-right:0;mso-wrap-distance-bottom:0;mso-position-horizontal:absolute;mso-position-horizontal-relative:page;mso-position-vertical:absolute;mso-position-vertical-relative:text;v-text-anchor:top" coordsize="6896100,9525" o:gfxdata="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" path="m6895846,l,,,9144r6895846,l6895846,xe" fillcolor="black" stroked="f">
-                <v:path arrowok="t"/>
-                <w10:wrap type="topAndBottom" anchorx="page"/>
-              </v:shape>
-            </w:pict>
-          </mc:Fallback>
-        </mc:AlternateContent>
-      </w:r>
-      <w:r>
-        <w:rPr>
-          <w:spacing w:val="-2"/>
-        </w:rPr>
-        <w:t>PROYECTOS</w:t>
-      </w:r>
-    </w:p>
-    <w:p>
-      <w:pPr>
-        <w:tabs>
-          <w:tab w:val="right" w:pos="11520"/>
-        </w:tabs>
-        <w:spacing w:before="102"/>
-        <w:ind w:left="360"/>
-      </w:pPr>
-      <w:r>
-        <w:rPr>
-          <w:b/>
-        </w:rPr>
-        <w:t>Red Social — Proyecto Personal</w:t>
-      </w:r>
-      <w:r>
-        <w:rPr>
-          <w:b/>
-        </w:rPr>
-        <w:tab/>
-      </w:r>
-      <w:r>
-        <w:rPr>
-          <w:b w:val="0"/>
-        </w:rPr>
-        <w:t>Feb 2026</w:t>
-      </w:r>
-    </w:p>
-    <w:p>
-      <w:pPr>
-        <w:pStyle w:val="Textoindependiente"/>
-        <w:spacing w:before="35"/>
-        <w:ind w:left="360"/>
-      </w:pPr>
-      <w:r>
-        <w:t>Red social con publicaciones de fotos y videos, likes, comentarios y búsqueda de usuarios, desplegada en Vercel.</w:t>
-      </w:r>
-    </w:p>
-    <w:p>
-      <w:pPr>
-        <w:pStyle w:val="Prrafodelista"/>
-        <w:numPr>
-          <w:ilvl w:val="1"/>
-          <w:numId w:val="1"/>
-        </w:numPr>
-        <w:tabs>
-          <w:tab w:val="left" w:pos="1080"/>
-        </w:tabs>
-        <w:spacing w:before="1" w:line="276" w:lineRule="auto"/>
-        <w:ind w:right="800"/>
-        <w:rPr>
-          <w:rFonts w:ascii="Symbol" w:hAnsi="Symbol"/>
-          <w:sz w:val="20"/>
-        </w:rPr>
-      </w:pPr>
-      <w:r>
-        <w:t>Feed en tiempo real con Supabase y PostgreSQL: triggers y listeners para likes y comentarios sin recargar.</w:t>
-      </w:r>
-    </w:p>
-    <w:p>
-      <w:pPr>
-        <w:pStyle w:val="Prrafodelista"/>
-        <w:numPr>
-          <w:ilvl w:val="1"/>
-          <w:numId w:val="1"/>
-        </w:numPr>
-        <w:tabs>
-          <w:tab w:val="left" w:pos="1080"/>
-        </w:tabs>
-        <w:spacing w:before="1" w:line="276" w:lineRule="auto"/>
-        <w:ind w:right="800"/>
-        <w:rPr>
-          <w:sz w:val="20"/>
-        </w:rPr>
-      </w:pPr>
-      <w:r>
-        <w:t>Estado global con Zustand y sincronización/caché con TanStack Query, incluyendo scroll infinito paginado.</w:t>
-      </w:r>
-    </w:p>
-    <w:p>
-      <w:pPr>
-        <w:pStyle w:val="Prrafodelista"/>
-        <w:numPr>
-          <w:ilvl w:val="1"/>
-          <w:numId w:val="1"/>
-        </w:numPr>
-        <w:tabs>
-          <w:tab w:val="left" w:pos="1080"/>
-        </w:tabs>
-        <w:spacing w:before="1" w:line="276" w:lineRule="auto"/>
-        <w:ind w:right="800"/>
-        <w:rPr>
-          <w:sz w:val="20"/>
-        </w:rPr>
-      </w:pPr>
-      <w:r>
-        <w:rPr>
-          <w:sz w:val="22"/>
-        </w:rPr>
-        <w:t>Autenticación, almacenamiento de archivos y modelado relacional de la base de datos en Supabase.</w:t>
-      </w:r>
-    </w:p>
-    <w:p>
-      <w:pPr>
-        <w:pStyle w:val="Textoindependiente"/>
-        <w:spacing w:before="2"/>
-        <w:ind w:left="0"/>
-      </w:pPr>
-    </w:p>
-    <w:p>
-      <w:pPr>
-        <w:pStyle w:val="Ttulo2"/>
-      </w:pPr>
-      <w:r>
-        <w:rPr>
-          <w:noProof/>
-        </w:rPr>
-        <mc:AlternateContent>
-          <mc:Choice Requires="wps">
-            <w:drawing>
-              <wp:anchor distT="0" distB="0" distL="0" distR="0" simplePos="0" relativeHeight="487590912" behindDoc="1" locked="0" layoutInCell="1" allowOverlap="1" wp14:anchorId="114EC016" wp14:editId="152BC983">
+              <wp:anchor distT="0" distB="0" distL="0" distR="0" simplePos="0" relativeHeight="251658752" behindDoc="1" locked="0" layoutInCell="1" allowOverlap="1" wp14:anchorId="114EC016" wp14:editId="152BC983">
                 <wp:simplePos x="0" y="0"/>
                 <wp:positionH relativeFrom="page">
                   <wp:posOffset>438912</wp:posOffset>
@@ -909,9 +696,6 @@
         <w:t>Front-End:</w:t>
       </w:r>
       <w:r>
-        <w:rPr>
-          <w:b w:val="0"/>
-        </w:rPr>
         <w:t xml:space="preserve"> JavaScript, TypeScript, React, Next.js, Zod, Tanstack Query, Zustand, TailwindCSS, HTML5, CSS3</w:t>
       </w:r>
     </w:p>
@@ -1015,13 +799,7 @@
         <w:rPr>
           <w:iCs/>
         </w:rPr>
-        <w:t xml:space="preserve">, </w:t>
-      </w:r>
-      <w:r>
-        <w:rPr>
-          <w:iCs/>
-        </w:rPr>
-        <w:t>Supabase</w:t>
+        <w:t>, Supabase</w:t>
       </w:r>
     </w:p>
     <w:p>
@@ -1048,7 +826,6 @@
       </w:r>
       <w:r>
         <w:rPr>
-          <w:b w:val="0"/>
           <w:iCs/>
         </w:rPr>
         <w:t xml:space="preserve"> Git, GitHub, Figma, Vercel</w:t>
@@ -1078,7 +855,6 @@
       </w:r>
       <w:r>
         <w:rPr>
-          <w:b w:val="0"/>
           <w:iCs/>
         </w:rPr>
         <w:t xml:space="preserve"> Claude Code y OpenCode; spec-driven development, skills, comandos y hooks propios, subagentes y orquestación multi-agente (patrón orquestador/trabajador), servidores MCP (incluido Playwright para navegador), memoria persistente con CLAUDE.md, Git worktrees y revisión de los flujos críticos.</w:t>
@@ -1102,7 +878,7 @@
         <mc:AlternateContent>
           <mc:Choice Requires="wps">
             <w:drawing>
-              <wp:anchor distT="0" distB="0" distL="0" distR="0" simplePos="0" relativeHeight="487590912" behindDoc="1" locked="0" layoutInCell="1" allowOverlap="1" wp14:anchorId="114EC016" wp14:editId="152BC983">
+              <wp:anchor distT="0" distB="0" distL="0" distR="0" simplePos="0" relativeHeight="251659776" behindDoc="1" locked="0" layoutInCell="1" allowOverlap="1" wp14:anchorId="114EC016" wp14:editId="152BC983">
                 <wp:simplePos x="0" y="0"/>
                 <wp:positionH relativeFrom="page">
                   <wp:posOffset>438912</wp:posOffset>
@@ -1113,7 +889,7 @@
                 <wp:extent cx="6896100" cy="9525"/>
                 <wp:effectExtent l="0" t="0" r="0" b="0"/>
                 <wp:wrapTopAndBottom/>
-                <wp:docPr id="13" name="Graphic 13"/>
+                <wp:docPr id="1450755887" name="Graphic 13"/>
                 <wp:cNvGraphicFramePr>
                   <a:graphicFrameLocks xmlns:a="http://schemas.openxmlformats.org/drawingml/2006/main"/>
                 </wp:cNvGraphicFramePr>
@@ -1383,7 +1159,7 @@
 </file>
 
 <file path=word/endnotes.xml><?xml version="1.0" encoding="utf-8"?>
-<w:endnotes xmlns:wpc="http://schemas.microsoft.com/office/word/2010/wordprocessingCanvas" xmlns:cx="http://schemas.microsoft.com/office/drawing/2014/chartex" xmlns:cx1="http://schemas.microsoft.com/office/drawing/2015/9/8/chartex" xmlns:cx2="http://schemas.microsoft.com/office/drawing/2015/10/21/chartex" xmlns:cx3="http://schemas.microsoft.com/office/drawing/2016/5/9/chartex" xmlns:cx4="http://schemas.microsoft.com/office/drawing/2016/5/10/chartex" xmlns:cx5="http://schemas.microsoft.com/office/drawing/2016/5/11/chartex" xmlns:cx6="http://schemas.microsoft.com/office/drawing/2016/5/12/chartex" xmlns:cx7="http://schemas.microsoft.com/office/drawing/2016/5/13/chartex" xmlns:cx8="http://schemas.microsoft.com/office/drawing/2016/5/14/chartex" xmlns:mc="http://schemas.openxmlformats.org/markup-compatibility/2006" xmlns:aink="http://schemas.microsoft.com/office/drawing/2016/ink" xmlns:am3d="http://schemas.microsoft.com/office/drawing/2017/model3d" xmlns:o="urn:schemas-microsoft-com:office:office" xmlns:oel="http://schemas.microsoft.com/office/2019/extlst" xmlns:r="http://schemas.openxmlformats.org/officeDocument/2006/relationships" xmlns:m="http://schemas.openxmlformats.org/officeDocument/2006/math" xmlns:v="urn:schemas-microsoft-com:vml" xmlns:wp14="http://schemas.microsoft.com/office/word/2010/wordprocessingDrawing" xmlns:wp="http://schemas.openxmlformats.org/drawingml/2006/wordprocessingDrawing" xmlns:w10="urn:schemas-microsoft-com:office:word" xmlns:w="http://schemas.openxmlformats.org/wordprocessingml/2006/main" xmlns:w14="http://schemas.microsoft.com/office/word/2010/wordml" xmlns:w15="http://schemas.microsoft.com/office/word/2012/wordml" xmlns:w16cex="http://schemas.microsoft.com/office/word/2018/wordml/cex" xmlns:w16cid="http://schemas.microsoft.com/office/word/2016/wordml/cid" xmlns:w16="http://schemas.microsoft.com/office/word/2018/wordml" xmlns:w16du="http://schemas.microsoft.com/office/word/2023/wordml/word16du" xmlns:w16sdtdh="http://schemas.microsoft.com/office/word/2020/wordml/sdtdatahash" xmlns:w16sdtfl="http://schemas.microsoft.com/office/word/2024/wordml/sdtformatlock" xmlns:w16se="http://schemas.microsoft.com/office/word/2015/wordml/symex" xmlns:wpg="http://schemas.microsoft.com/office/word/2010/wordprocessingGroup" xmlns:wpi="http://schemas.microsoft.com/office/word/2010/wordprocessingInk" xmlns:wne="http://schemas.microsoft.com/office/word/2006/wordml" xmlns:wps="http://schemas.microsoft.com/office/word/2010/wordprocessingShape" mc:Ignorable="w14 w15 w16se w16cid w16 w16cex w16sdtdh w16sdtfl w16du wp14">
+<w:endnotes xmlns:wpc="http://schemas.microsoft.com/office/word/2010/wordprocessingCanvas" xmlns:cx="http://schemas.microsoft.com/office/drawing/2014/chartex" xmlns:cx1="http://schemas.microsoft.com/office/drawing/2015/9/8/chartex" xmlns:cx2="http://schemas.microsoft.com/office/drawing/2015/10/21/chartex" xmlns:cx3="http://schemas.microsoft.com/office/drawing/2016/5/9/chartex" xmlns:cx4="http://schemas.microsoft.com/office/drawing/2016/5/10/chartex" xmlns:cx5="http://schemas.microsoft.com/office/drawing/2016/5/11/chartex" xmlns:cx6="http://schemas.microsoft.com/office/drawing/2016/5/12/chartex" xmlns:cx7="http://schemas.microsoft.com/office/drawing/2016/5/13/chartex" xmlns:cx8="http://schemas.microsoft.com/office/drawing/2016/5/14/chartex" xmlns:mc="http://schemas.openxmlformats.org/markup-compatibility/2006" xmlns:aink="http://schemas.microsoft.com/office/drawing/2016/ink" xmlns:am3d="http://schemas.microsoft.com/office/drawing/2017/model3d" xmlns:o="urn:schemas-microsoft-com:office:office" xmlns:oel="http://schemas.microsoft.com/office/2019/extlst" xmlns:r="http://schemas.openxmlformats.org/officeDocument/2006/relationships" xmlns:m="http://schemas.openxmlformats.org/officeDocument/2006/math" xmlns:v="urn:schemas-microsoft-com:vml" xmlns:wp14="http://schemas.microsoft.com/office/word/2010/wordprocessingDrawing" xmlns:wp="http://schemas.openxmlformats.org/drawingml/2006/wordprocessingDrawing" xmlns:w10="urn:schemas-microsoft-com:office:word" xmlns:w="http://schemas.openxmlformats.org/wordprocessingml/2006/main" xmlns:w14="http://schemas.microsoft.com/office/word/2010/wordml" xmlns:w15="http://schemas.microsoft.com/office/word/2012/wordml" xmlns:w16cei="http://schemas.microsoft.com/office/word/2026/wordml/cei" xmlns:w16cex="http://schemas.microsoft.com/office/word/2018/wordml/cex" xmlns:w16cid="http://schemas.microsoft.com/office/word/2016/wordml/cid" xmlns:w16="http://schemas.microsoft.com/office/word/2018/wordml" xmlns:w16du="http://schemas.microsoft.com/office/word/2023/wordml/word16du" xmlns:w16sdtdh="http://schemas.microsoft.com/office/word/2020/wordml/sdtdatahash" xmlns:w16sdtfl="http://schemas.microsoft.com/office/word/2024/wordml/sdtformatlock" xmlns:w16se="http://schemas.microsoft.com/office/word/2015/wordml/symex" xmlns:wpg="http://schemas.microsoft.com/office/word/2010/wordprocessingGroup" xmlns:wpi="http://schemas.microsoft.com/office/word/2010/wordprocessingInk" xmlns:wne="http://schemas.microsoft.com/office/word/2006/wordml" xmlns:wps="http://schemas.microsoft.com/office/word/2010/wordprocessingShape" mc:Ignorable="w14 w15 w16se w16cid w16 w16cex w16sdtdh w16sdtfl w16du wp14">
   <w:endnote w:type="separator" w:id="-1">
     <w:p>
       <w:r>
@@ -1402,7 +1178,7 @@
 </file>
 
 <file path=word/footnotes.xml><?xml version="1.0" encoding="utf-8"?>
-<w:footnotes xmlns:wpc="http://schemas.microsoft.com/office/word/2010/wordprocessingCanvas" xmlns:cx="http://schemas.microsoft.com/office/drawing/2014/chartex" xmlns:cx1="http://schemas.microsoft.com/office/drawing/2015/9/8/chartex" xmlns:cx2="http://schemas.microsoft.com/office/drawing/2015/10/21/chartex" xmlns:cx3="http://schemas.microsoft.com/office/drawing/2016/5/9/chartex" xmlns:cx4="http://schemas.microsoft.com/office/drawing/2016/5/10/chartex" xmlns:cx5="http://schemas.microsoft.com/office/drawing/2016/5/11/chartex" xmlns:cx6="http://schemas.microsoft.com/office/drawing/2016/5/12/chartex" xmlns:cx7="http://schemas.microsoft.com/office/drawing/2016/5/13/chartex" xmlns:cx8="http://schemas.microsoft.com/office/drawing/2016/5/14/chartex" xmlns:mc="http://schemas.openxmlformats.org/markup-compatibility/2006" xmlns:aink="http://schemas.microsoft.com/office/drawing/2016/ink" xmlns:am3d="http://schemas.microsoft.com/office/drawing/2017/model3d" xmlns:o="urn:schemas-microsoft-com:office:office" xmlns:oel="http://schemas.microsoft.com/office/2019/extlst" xmlns:r="http://schemas.openxmlformats.org/officeDocument/2006/relationships" xmlns:m="http://schemas.openxmlformats.org/officeDocument/2006/math" xmlns:v="urn:schemas-microsoft-com:vml" xmlns:wp14="http://schemas.microsoft.com/office/word/2010/wordprocessingDrawing" xmlns:wp="http://schemas.openxmlformats.org/drawingml/2006/wordprocessingDrawing" xmlns:w10="urn:schemas-microsoft-com:office:word" xmlns:w="http://schemas.openxmlformats.org/wordprocessingml/2006/main" xmlns:w14="http://schemas.microsoft.com/office/word/2010/wordml" xmlns:w15="http://schemas.microsoft.com/office/word/2012/wordml" xmlns:w16cex="http://schemas.microsoft.com/office/word/2018/wordml/cex" xmlns:w16cid="http://schemas.microsoft.com/office/word/2016/wordml/cid" xmlns:w16="http://schemas.microsoft.com/office/word/2018/wordml" xmlns:w16du="http://schemas.microsoft.com/office/word/2023/wordml/word16du" xmlns:w16sdtdh="http://schemas.microsoft.com/office/word/2020/wordml/sdtdatahash" xmlns:w16sdtfl="http://schemas.microsoft.com/office/word/2024/wordml/sdtformatlock" xmlns:w16se="http://schemas.microsoft.com/office/word/2015/wordml/symex" xmlns:wpg="http://schemas.microsoft.com/office/word/2010/wordprocessingGroup" xmlns:wpi="http://schemas.microsoft.com/office/word/2010/wordprocessingInk" xmlns:wne="http://schemas.microsoft.com/office/word/2006/wordml" xmlns:wps="http://schemas.microsoft.com/office/word/2010/wordprocessingShape" mc:Ignorable="w14 w15 w16se w16cid w16 w16cex w16sdtdh w16sdtfl w16du wp14">
+<w:footnotes xmlns:wpc="http://schemas.microsoft.com/office/word/2010/wordprocessingCanvas" xmlns:cx="http://schemas.microsoft.com/office/drawing/2014/chartex" xmlns:cx1="http://schemas.microsoft.com/office/drawing/2015/9/8/chartex" xmlns:cx2="http://schemas.microsoft.com/office/drawing/2015/10/21/chartex" xmlns:cx3="http://schemas.microsoft.com/office/drawing/2016/5/9/chartex" xmlns:cx4="http://schemas.microsoft.com/office/drawing/2016/5/10/chartex" xmlns:cx5="http://schemas.microsoft.com/office/drawing/2016/5/11/chartex" xmlns:cx6="http://schemas.microsoft.com/office/drawing/2016/5/12/chartex" xmlns:cx7="http://schemas.microsoft.com/office/drawing/2016/5/13/chartex" xmlns:cx8="http://schemas.microsoft.com/office/drawing/2016/5/14/chartex" xmlns:mc="http://schemas.openxmlformats.org/markup-compatibility/2006" xmlns:aink="http://schemas.microsoft.com/office/drawing/2016/ink" xmlns:am3d="http://schemas.microsoft.com/office/drawing/2017/model3d" xmlns:o="urn:schemas-microsoft-com:office:office" xmlns:oel="http://schemas.microsoft.com/office/2019/extlst" xmlns:r="http://schemas.openxmlformats.org/officeDocument/2006/relationships" xmlns:m="http://schemas.openxmlformats.org/officeDocument/2006/math" xmlns:v="urn:schemas-microsoft-com:vml" xmlns:wp14="http://schemas.microsoft.com/office/word/2010/wordprocessingDrawing" xmlns:wp="http://schemas.openxmlformats.org/drawingml/2006/wordprocessingDrawing" xmlns:w10="urn:schemas-microsoft-com:office:word" xmlns:w="http://schemas.openxmlformats.org/wordprocessingml/2006/main" xmlns:w14="http://schemas.microsoft.com/office/word/2010/wordml" xmlns:w15="http://schemas.microsoft.com/office/word/2012/wordml" xmlns:w16cei="http://schemas.microsoft.com/office/word/2026/wordml/cei" xmlns:w16cex="http://schemas.microsoft.com/office/word/2018/wordml/cex" xmlns:w16cid="http://schemas.microsoft.com/office/word/2016/wordml/cid" xmlns:w16="http://schemas.microsoft.com/office/word/2018/wordml" xmlns:w16du="http://schemas.microsoft.com/office/word/2023/wordml/word16du" xmlns:w16sdtdh="http://schemas.microsoft.com/office/word/2020/wordml/sdtdatahash" xmlns:w16sdtfl="http://schemas.microsoft.com/office/word/2024/wordml/sdtformatlock" xmlns:w16se="http://schemas.microsoft.com/office/word/2015/wordml/symex" xmlns:wpg="http://schemas.microsoft.com/office/word/2010/wordprocessingGroup" xmlns:wpi="http://schemas.microsoft.com/office/word/2010/wordprocessingInk" xmlns:wne="http://schemas.microsoft.com/office/word/2006/wordml" xmlns:wps="http://schemas.microsoft.com/office/word/2010/wordprocessingShape" mc:Ignorable="w14 w15 w16se w16cid w16 w16cex w16sdtdh w16sdtfl w16du wp14">
   <w:footnote w:type="separator" w:id="-1">
     <w:p>
       <w:r>
@@ -1421,7 +1197,7 @@
 </file>
 
 <file path=word/header1.xml><?xml version="1.0" encoding="utf-8"?>
-<w:hdr xmlns:wpc="http://schemas.microsoft.com/office/word/2010/wordprocessingCanvas" xmlns:cx="http://schemas.microsoft.com/office/drawing/2014/chartex" xmlns:cx1="http://schemas.microsoft.com/office/drawing/2015/9/8/chartex" xmlns:cx2="http://schemas.microsoft.com/office/drawing/2015/10/21/chartex" xmlns:cx3="http://schemas.microsoft.com/office/drawing/2016/5/9/chartex" xmlns:cx4="http://schemas.microsoft.com/office/drawing/2016/5/10/chartex" xmlns:cx5="http://schemas.microsoft.com/office/drawing/2016/5/11/chartex" xmlns:cx6="http://schemas.microsoft.com/office/drawing/2016/5/12/chartex" xmlns:cx7="http://schemas.microsoft.com/office/drawing/2016/5/13/chartex" xmlns:cx8="http://schemas.microsoft.com/office/drawing/2016/5/14/chartex" xmlns:mc="http://schemas.openxmlformats.org/markup-compatibility/2006" xmlns:aink="http://schemas.microsoft.com/office/drawing/2016/ink" xmlns:am3d="http://schemas.microsoft.com/office/drawing/2017/model3d" xmlns:o="urn:schemas-microsoft-com:office:office" xmlns:oel="http://schemas.microsoft.com/office/2019/extlst" xmlns:r="http://schemas.openxmlformats.org/officeDocument/2006/relationships" xmlns:m="http://schemas.openxmlformats.org/officeDocument/2006/math" xmlns:v="urn:schemas-microsoft-com:vml" xmlns:wp14="http://schemas.microsoft.com/office/word/2010/wordprocessingDrawing" xmlns:wp="http://schemas.openxmlformats.org/drawingml/2006/wordprocessingDrawing" xmlns:w10="urn:schemas-microsoft-com:office:word" xmlns:w="http://schemas.openxmlformats.org/wordprocessingml/2006/main" xmlns:w14="http://schemas.microsoft.com/office/word/2010/wordml" xmlns:w15="http://schemas.microsoft.com/office/word/2012/wordml" xmlns:w16cex="http://schemas.microsoft.com/office/word/2018/wordml/cex" xmlns:w16cid="http://schemas.microsoft.com/office/word/2016/wordml/cid" xmlns:w16="http://schemas.microsoft.com/office/word/2018/wordml" xmlns:w16du="http://schemas.microsoft.com/office/word/2023/wordml/word16du" xmlns:w16sdtdh="http://schemas.microsoft.com/office/word/2020/wordml/sdtdatahash" xmlns:w16sdtfl="http://schemas.microsoft.com/office/word/2024/wordml/sdtformatlock" xmlns:w16se="http://schemas.microsoft.com/office/word/2015/wordml/symex" xmlns:wpg="http://schemas.microsoft.com/office/word/2010/wordprocessingGroup" xmlns:wpi="http://schemas.microsoft.com/office/word/2010/wordprocessingInk" xmlns:wne="http://schemas.microsoft.com/office/word/2006/wordml" xmlns:wps="http://schemas.microsoft.com/office/word/2010/wordprocessingShape" mc:Ignorable="w14 w15 w16se w16cid w16 w16cex w16sdtdh w16sdtfl w16du wp14">
+<w:hdr xmlns:wpc="http://schemas.microsoft.com/office/word/2010/wordprocessingCanvas" xmlns:cx="http://schemas.microsoft.com/office/drawing/2014/chartex" xmlns:cx1="http://schemas.microsoft.com/office/drawing/2015/9/8/chartex" xmlns:cx2="http://schemas.microsoft.com/office/drawing/2015/10/21/chartex" xmlns:cx3="http://schemas.microsoft.com/office/drawing/2016/5/9/chartex" xmlns:cx4="http://schemas.microsoft.com/office/drawing/2016/5/10/chartex" xmlns:cx5="http://schemas.microsoft.com/office/drawing/2016/5/11/chartex" xmlns:cx6="http://schemas.microsoft.com/office/drawing/2016/5/12/chartex" xmlns:cx7="http://schemas.microsoft.com/office/drawing/2016/5/13/chartex" xmlns:cx8="http://schemas.microsoft.com/office/drawing/2016/5/14/chartex" xmlns:mc="http://schemas.openxmlformats.org/markup-compatibility/2006" xmlns:aink="http://schemas.microsoft.com/office/drawing/2016/ink" xmlns:am3d="http://schemas.microsoft.com/office/drawing/2017/model3d" xmlns:o="urn:schemas-microsoft-com:office:office" xmlns:oel="http://schemas.microsoft.com/office/2019/extlst" xmlns:r="http://schemas.openxmlformats.org/officeDocument/2006/relationships" xmlns:m="http://schemas.openxmlformats.org/officeDocument/2006/math" xmlns:v="urn:schemas-microsoft-com:vml" xmlns:wp14="http://schemas.microsoft.com/office/word/2010/wordprocessingDrawing" xmlns:wp="http://schemas.openxmlformats.org/drawingml/2006/wordprocessingDrawing" xmlns:w10="urn:schemas-microsoft-com:office:word" xmlns:w="http://schemas.openxmlformats.org/wordprocessingml/2006/main" xmlns:w14="http://schemas.microsoft.com/office/word/2010/wordml" xmlns:w15="http://schemas.microsoft.com/office/word/2012/wordml" xmlns:w16cei="http://schemas.microsoft.com/office/word/2026/wordml/cei" xmlns:w16cex="http://schemas.microsoft.com/office/word/2018/wordml/cex" xmlns:w16cid="http://schemas.microsoft.com/office/word/2016/wordml/cid" xmlns:w16="http://schemas.microsoft.com/office/word/2018/wordml" xmlns:w16du="http://schemas.microsoft.com/office/word/2023/wordml/word16du" xmlns:w16sdtdh="http://schemas.microsoft.com/office/word/2020/wordml/sdtdatahash" xmlns:w16sdtfl="http://schemas.microsoft.com/office/word/2024/wordml/sdtformatlock" xmlns:w16se="http://schemas.microsoft.com/office/word/2015/wordml/symex" xmlns:wpg="http://schemas.microsoft.com/office/word/2010/wordprocessingGroup" xmlns:wpi="http://schemas.microsoft.com/office/word/2010/wordprocessingInk" xmlns:wne="http://schemas.microsoft.com/office/word/2006/wordml" xmlns:wps="http://schemas.microsoft.com/office/word/2010/wordprocessingShape" mc:Ignorable="w14 w15 w16se w16cid w16 w16cex w16sdtdh w16sdtfl w16du wp14">
   <w:p>
     <w:pPr>
       <w:pStyle w:val="Textoindependiente"/>
@@ -1911,7 +1687,7 @@
 </file>
 
 <file path=word/numbering.xml><?xml version="1.0" encoding="utf-8"?>
-<w:numbering xmlns:wpc="http://schemas.microsoft.com/office/word/2010/wordprocessingCanvas" xmlns:cx="http://schemas.microsoft.com/office/drawing/2014/chartex" xmlns:cx1="http://schemas.microsoft.com/office/drawing/2015/9/8/chartex" xmlns:cx2="http://schemas.microsoft.com/office/drawing/2015/10/21/chartex" xmlns:cx3="http://schemas.microsoft.com/office/drawing/2016/5/9/chartex" xmlns:cx4="http://schemas.microsoft.com/office/drawing/2016/5/10/chartex" xmlns:cx5="http://schemas.microsoft.com/office/drawing/2016/5/11/chartex" xmlns:cx6="http://schemas.microsoft.com/office/drawing/2016/5/12/chartex" xmlns:cx7="http://schemas.microsoft.com/office/drawing/2016/5/13/chartex" xmlns:cx8="http://schemas.microsoft.com/office/drawing/2016/5/14/chartex" xmlns:mc="http://schemas.openxmlformats.org/markup-compatibility/2006" xmlns:aink="http://schemas.microsoft.com/office/drawing/2016/ink" xmlns:am3d="http://schemas.microsoft.com/office/drawing/2017/model3d" xmlns:o="urn:schemas-microsoft-com:office:office" xmlns:oel="http://schemas.microsoft.com/office/2019/extlst" xmlns:r="http://schemas.openxmlformats.org/officeDocument/2006/relationships" xmlns:m="http://schemas.openxmlformats.org/officeDocument/2006/math" xmlns:v="urn:schemas-microsoft-com:vml" xmlns:wp14="http://schemas.microsoft.com/office/word/2010/wordprocessingDrawing" xmlns:wp="http://schemas.openxmlformats.org/drawingml/2006/wordprocessingDrawing" xmlns:w10="urn:schemas-microsoft-com:office:word" xmlns:w="http://schemas.openxmlformats.org/wordprocessingml/2006/main" xmlns:w14="http://schemas.microsoft.com/office/word/2010/wordml" xmlns:w15="http://schemas.microsoft.com/office/word/2012/wordml" xmlns:w16cex="http://schemas.microsoft.com/office/word/2018/wordml/cex" xmlns:w16cid="http://schemas.microsoft.com/office/word/2016/wordml/cid" xmlns:w16="http://schemas.microsoft.com/office/word/2018/wordml" xmlns:w16du="http://schemas.microsoft.com/office/word/2023/wordml/word16du" xmlns:w16sdtdh="http://schemas.microsoft.com/office/word/2020/wordml/sdtdatahash" xmlns:w16sdtfl="http://schemas.microsoft.com/office/word/2024/wordml/sdtformatlock" xmlns:w16se="http://schemas.microsoft.com/office/word/2015/wordml/symex" xmlns:wpg="http://schemas.microsoft.com/office/word/2010/wordprocessingGroup" xmlns:wpi="http://schemas.microsoft.com/office/word/2010/wordprocessingInk" xmlns:wne="http://schemas.microsoft.com/office/word/2006/wordml" xmlns:wps="http://schemas.microsoft.com/office/word/2010/wordprocessingShape" mc:Ignorable="w14 w15 w16se w16cid w16 w16cex w16sdtdh w16sdtfl w16du wp14">
+<w:numbering xmlns:wpc="http://schemas.microsoft.com/office/word/2010/wordprocessingCanvas" xmlns:cx="http://schemas.microsoft.com/office/drawing/2014/chartex" xmlns:cx1="http://schemas.microsoft.com/office/drawing/2015/9/8/chartex" xmlns:cx2="http://schemas.microsoft.com/office/drawing/2015/10/21/chartex" xmlns:cx3="http://schemas.microsoft.com/office/drawing/2016/5/9/chartex" xmlns:cx4="http://schemas.microsoft.com/office/drawing/2016/5/10/chartex" xmlns:cx5="http://schemas.microsoft.com/office/drawing/2016/5/11/chartex" xmlns:cx6="http://schemas.microsoft.com/office/drawing/2016/5/12/chartex" xmlns:cx7="http://schemas.microsoft.com/office/drawing/2016/5/13/chartex" xmlns:cx8="http://schemas.microsoft.com/office/drawing/2016/5/14/chartex" xmlns:mc="http://schemas.openxmlformats.org/markup-compatibility/2006" xmlns:aink="http://schemas.microsoft.com/office/drawing/2016/ink" xmlns:am3d="http://schemas.microsoft.com/office/drawing/2017/model3d" xmlns:o="urn:schemas-microsoft-com:office:office" xmlns:oel="http://schemas.microsoft.com/office/2019/extlst" xmlns:r="http://schemas.openxmlformats.org/officeDocument/2006/relationships" xmlns:m="http://schemas.openxmlformats.org/officeDocument/2006/math" xmlns:v="urn:schemas-microsoft-com:vml" xmlns:wp14="http://schemas.microsoft.com/office/word/2010/wordprocessingDrawing" xmlns:wp="http://schemas.openxmlformats.org/drawingml/2006/wordprocessingDrawing" xmlns:w10="urn:schemas-microsoft-com:office:word" xmlns:w="http://schemas.openxmlformats.org/wordprocessingml/2006/main" xmlns:w14="http://schemas.microsoft.com/office/word/2010/wordml" xmlns:w15="http://schemas.microsoft.com/office/word/2012/wordml" xmlns:w16cei="http://schemas.microsoft.com/office/word/2026/wordml/cei" xmlns:w16cex="http://schemas.microsoft.com/office/word/2018/wordml/cex" xmlns:w16cid="http://schemas.microsoft.com/office/word/2016/wordml/cid" xmlns:w16="http://schemas.microsoft.com/office/word/2018/wordml" xmlns:w16du="http://schemas.microsoft.com/office/word/2023/wordml/word16du" xmlns:w16sdtdh="http://schemas.microsoft.com/office/word/2020/wordml/sdtdatahash" xmlns:w16sdtfl="http://schemas.microsoft.com/office/word/2024/wordml/sdtformatlock" xmlns:w16se="http://schemas.microsoft.com/office/word/2015/wordml/symex" xmlns:wpg="http://schemas.microsoft.com/office/word/2010/wordprocessingGroup" xmlns:wpi="http://schemas.microsoft.com/office/word/2010/wordprocessingInk" xmlns:wne="http://schemas.microsoft.com/office/word/2006/wordml" xmlns:wps="http://schemas.microsoft.com/office/word/2010/wordprocessingShape" mc:Ignorable="w14 w15 w16se w16cid w16 w16cex w16sdtdh w16sdtfl w16du wp14">
   <w:abstractNum w:abstractNumId="0" w15:restartNumberingAfterBreak="0">
     <w:nsid w:val="624C4467"/>
     <w:multiLevelType w:val="hybridMultilevel"/>
